--- a/final_documents/Angriff-3_Datenexfiltration.docx
+++ b/final_documents/Angriff-3_Datenexfiltration.docx
@@ -3071,7 +3071,7 @@
           <w:szCs w:val="20"/>
           <w:highlight w:val="none"/>
         </w:rPr>
-        <w:t xml:space="preserve">Schaden = (Gesamtreduktion </w:t>
+        <w:t xml:space="preserve">Schaden = (26 - Gesamtreduktion ____________) * 20.000 € = ____________ </w:t>
       </w:r>
       <w:r>
         <w:rPr>
@@ -3079,7 +3079,6 @@
           <w:szCs w:val="20"/>
           <w:highlight w:val="none"/>
         </w:rPr>
-        <w:t xml:space="preserve">____________ - 19) * 20.000 € = </w:t>
       </w:r>
       <w:r>
         <w:rPr>
@@ -3087,7 +3086,6 @@
           <w:szCs w:val="20"/>
           <w:highlight w:val="none"/>
         </w:rPr>
-        <w:t xml:space="preserve">____________ </w:t>
       </w:r>
       <w:r>
         <w:rPr>
@@ -3121,6 +3119,7 @@
           <w:szCs w:val="20"/>
           <w:highlight w:val="none"/>
         </w:rPr>
+        <w:t xml:space="preserve">Kundenzufriedenheit (KZ) = -7 + (Gesamtreduktion ____________ - 19) / 7 * 17 = ____________ </w:t>
       </w:r>
       <w:r>
         <w:rPr>
@@ -3128,7 +3127,6 @@
           <w:szCs w:val="20"/>
           <w:highlight w:val="none"/>
         </w:rPr>
-        <w:t xml:space="preserve">Kundenzufriedenheit (KZ) = </w:t>
       </w:r>
       <w:r>
         <w:rPr>
@@ -3136,7 +3134,6 @@
           <w:szCs w:val="20"/>
           <w:highlight w:val="none"/>
         </w:rPr>
-        <w:t xml:space="preserve">(Gesamtreduktion </w:t>
       </w:r>
       <w:r>
         <w:rPr>
@@ -3144,7 +3141,6 @@
           <w:szCs w:val="20"/>
           <w:highlight w:val="none"/>
         </w:rPr>
-        <w:t xml:space="preserve">____________ - 19)</w:t>
       </w:r>
       <w:r>
         <w:rPr>
@@ -3152,7 +3148,6 @@
           <w:szCs w:val="20"/>
           <w:highlight w:val="none"/>
         </w:rPr>
-        <w:t xml:space="preserve"> * 2 - 7 = </w:t>
       </w:r>
       <w:r>
         <w:rPr>
@@ -3160,7 +3155,6 @@
           <w:szCs w:val="20"/>
           <w:highlight w:val="none"/>
         </w:rPr>
-        <w:t xml:space="preserve">____________ </w:t>
       </w:r>
       <w:r>
         <w:rPr>

--- a/final_documents/Angriff-3_Datenexfiltration.docx
+++ b/final_documents/Angriff-3_Datenexfiltration.docx
@@ -2136,7 +2136,7 @@
                 <w:highlight w:val="none"/>
                 <w:lang w:val="de-DE"/>
               </w:rPr>
-              <w:t xml:space="preserve">+1</w:t>
+              <w:t>+8</w:t>
             </w:r>
             <w:r>
               <w:rPr>
@@ -2345,7 +2345,7 @@
                 <w:highlight w:val="none"/>
                 <w:lang w:val="de-DE"/>
               </w:rPr>
-              <w:t xml:space="preserve">+2</w:t>
+              <w:t>+6</w:t>
             </w:r>
             <w:r>
               <w:rPr>
@@ -2605,7 +2605,7 @@
                 <w:highlight w:val="none"/>
                 <w:lang w:val="de-DE"/>
               </w:rPr>
-              <w:t xml:space="preserve">+3</w:t>
+              <w:t>+9</w:t>
             </w:r>
             <w:r>
               <w:rPr>
@@ -2882,7 +2882,7 @@
           <w:sz w:val="20"/>
           <w:szCs w:val="20"/>
         </w:rPr>
-        <w:t xml:space="preserve">Gesamtreduktion ≤ 19 → </w:t>
+        <w:t xml:space="preserve">Gesamtreduktion ≤ 25 → </w:t>
       </w:r>
       <w:r>
         <w:rPr>
@@ -2947,7 +2947,7 @@
           <w:sz w:val="20"/>
           <w:szCs w:val="20"/>
         </w:rPr>
-        <w:t xml:space="preserve">Gesamtreduktion ≥ 26 → </w:t>
+        <w:t xml:space="preserve">Gesamtreduktion ≥ 32 → </w:t>
       </w:r>
       <w:r>
         <w:rPr>
@@ -3009,7 +3009,7 @@
           <w:szCs w:val="20"/>
           <w:highlight w:val="none"/>
         </w:rPr>
-        <w:t xml:space="preserve">Gesamtreduktion 20 – 25 → </w:t>
+        <w:t xml:space="preserve">Gesamtreduktion 26 – 31 → </w:t>
       </w:r>
       <w:r>
         <w:rPr>
@@ -3071,7 +3071,7 @@
           <w:szCs w:val="20"/>
           <w:highlight w:val="none"/>
         </w:rPr>
-        <w:t xml:space="preserve">Schaden = (26 - Gesamtreduktion ____________) * 20.000 € = ____________ </w:t>
+        <w:t xml:space="preserve">Schaden = (32 - Gesamtreduktion ____________) * 20.000 € = ____________ </w:t>
       </w:r>
       <w:r>
         <w:rPr>
@@ -3119,7 +3119,7 @@
           <w:szCs w:val="20"/>
           <w:highlight w:val="none"/>
         </w:rPr>
-        <w:t xml:space="preserve">Kundenzufriedenheit (KZ) = -7 + (Gesamtreduktion ____________ - 19) / 7 * 17 = ____________ </w:t>
+        <w:t xml:space="preserve">Kundenzufriedenheit (KZ) = -7 + (Gesamtreduktion ____________ - 25) / 7 * 17 = ____________ </w:t>
       </w:r>
       <w:r>
         <w:rPr>

--- a/final_documents/Angriff-3_Datenexfiltration.docx
+++ b/final_documents/Angriff-3_Datenexfiltration.docx
@@ -2051,7 +2051,7 @@
                 <w:szCs w:val="20"/>
                 <w:highlight w:val="none"/>
               </w:rPr>
-              <w:t xml:space="preserve">M1 – IAM/PAM</w:t>
+              <w:t>M1 - IAM/PAM</w:t>
             </w:r>
             <w:r>
               <w:rPr>
@@ -2260,7 +2260,7 @@
                 <w:szCs w:val="20"/>
                 <w:highlight w:val="none"/>
               </w:rPr>
-              <w:t xml:space="preserve">M2 – Logging &amp; SIEM</w:t>
+              <w:t>M2 - Logging &amp; SIEM</w:t>
             </w:r>
             <w:r>
               <w:rPr>
@@ -2510,7 +2510,7 @@
                 <w:szCs w:val="20"/>
                 <w:highlight w:val="none"/>
               </w:rPr>
-              <w:t xml:space="preserve">M8 – Supplier Security</w:t>
+              <w:t>M8 - Supplier Security</w:t>
             </w:r>
             <w:r>
               <w:rPr>
@@ -3009,7 +3009,7 @@
           <w:szCs w:val="20"/>
           <w:highlight w:val="none"/>
         </w:rPr>
-        <w:t xml:space="preserve">Gesamtreduktion 26 – 31 → </w:t>
+        <w:t xml:space="preserve">Gesamtreduktion 26–31 → </w:t>
       </w:r>
       <w:r>
         <w:rPr>

--- a/final_documents/Angriff-3_Datenexfiltration.docx
+++ b/final_documents/Angriff-3_Datenexfiltration.docx
@@ -3009,7 +3009,7 @@
           <w:szCs w:val="20"/>
           <w:highlight w:val="none"/>
         </w:rPr>
-        <w:t xml:space="preserve">Gesamtreduktion 26–31 → </w:t>
+        <w:t xml:space="preserve">Gesamtreduktion &gt; 25 und &lt; 32 → </w:t>
       </w:r>
       <w:r>
         <w:rPr>
